--- a/word_reports/LP_0078_위치_116_Bill Justis_12 Big Instru.docx
+++ b/word_reports/LP_0078_위치_116_Bill Justis_12 Big Instru.docx
@@ -4,7 +4,7 @@
   <w:body>
     <w:p>
       <w:pPr>
-        <w:spacing w:after="280"/>
+        <w:spacing w:after="80"/>
       </w:pPr>
       <w:r>
         <w:rPr w:rFonts="맑은 고딕">
@@ -13,94 +13,47 @@
           <w:color w:val="1E3A8A"/>
           <w:sz w:val="30"/>
         </w:rPr>
-        <w:t>[116] Bill Justis - 12 Big Instrumental Hits</w:t>
+        <w:t>Bill Justis (빌 저스티스) - 12 Big Instrumental Hits</w:t>
       </w:r>
     </w:p>
     <w:p>
       <w:pPr>
-        <w:spacing w:after="320"/>
+        <w:spacing w:after="240"/>
       </w:pPr>
       <w:r>
         <w:rPr w:rFonts="맑은 고딕">
           <w:rFonts w:ascii="맑은 고딕" w:hAnsi="맑은 고딕" w:eastAsia="맑은 고딕"/>
           <w:b/>
-          <w:sz w:val="20"/>
+          <w:color w:val="4B5563"/>
+          <w:sz w:val="22"/>
         </w:rPr>
-        <w:t>■ 위치 : 116</w:t>
-        <w:br/>
-      </w:r>
-      <w:r>
-        <w:rPr w:rFonts="맑은 고딕">
-          <w:rFonts w:ascii="맑은 고딕" w:hAnsi="맑은 고딕" w:eastAsia="맑은 고딕"/>
-          <w:b/>
-          <w:sz w:val="20"/>
-        </w:rPr>
-        <w:t>■ 아티스트 : Bill Justis</w:t>
-        <w:br/>
-      </w:r>
-      <w:r>
-        <w:rPr w:rFonts="맑은 고딕">
-          <w:rFonts w:ascii="맑은 고딕" w:hAnsi="맑은 고딕" w:eastAsia="맑은 고딕"/>
-          <w:b/>
-          <w:sz w:val="20"/>
-        </w:rPr>
-        <w:t>■ 앨범명 : 12 Big Instrumental Hits</w:t>
-        <w:br/>
-      </w:r>
-      <w:r>
-        <w:rPr w:rFonts="맑은 고딕">
-          <w:rFonts w:ascii="맑은 고딕" w:hAnsi="맑은 고딕" w:eastAsia="맑은 고딕"/>
-          <w:b w:val="0"/>
-          <w:sz w:val="20"/>
-        </w:rPr>
-        <w:t>■ 음반 레이블 : Smash Records</w:t>
-        <w:br/>
-      </w:r>
-      <w:r>
-        <w:rPr w:rFonts="맑은 고딕">
-          <w:rFonts w:ascii="맑은 고딕" w:hAnsi="맑은 고딕" w:eastAsia="맑은 고딕"/>
-          <w:b w:val="0"/>
-          <w:sz w:val="20"/>
-        </w:rPr>
-        <w:t>■ 발매년도 : 1962</w:t>
-        <w:br/>
-      </w:r>
-      <w:r>
-        <w:rPr w:rFonts="맑은 고딕">
-          <w:rFonts w:ascii="맑은 고딕" w:hAnsi="맑은 고딕" w:eastAsia="맑은 고딕"/>
-          <w:b w:val="0"/>
-          <w:sz w:val="20"/>
-        </w:rPr>
-        <w:t>■ 장르 : 인스트루멘털 팝 (Instrumental Pop) / 록엔롤 (Rock &amp; Roll) / 이지 리스닝 (Easy Listening)</w:t>
-        <w:br/>
-      </w:r>
-      <w:r>
-        <w:rPr w:rFonts="맑은 고딕">
-          <w:rFonts w:ascii="맑은 고딕" w:hAnsi="맑은 고딕" w:eastAsia="맑은 고딕"/>
-          <w:b w:val="0"/>
-          <w:sz w:val="20"/>
-        </w:rPr>
-        <w:t>■ 주요 수록곡 : Green Onions, Walk Don't Run, Sleep Walk, Telstar, Stranger On The Shore, Theme From A Summer Place</w:t>
-        <w:br/>
+        <w:t>위치 :  116</w:t>
       </w:r>
     </w:p>
     <w:p>
       <w:pPr>
-        <w:spacing w:after="160"/>
+        <w:spacing w:line="324" w:lineRule="auto" w:before="80" w:after="160"/>
       </w:pPr>
       <w:r>
         <w:rPr w:rFonts="맑은 고딕">
           <w:rFonts w:ascii="맑은 고딕" w:hAnsi="맑은 고딕" w:eastAsia="맑은 고딕"/>
           <w:b/>
           <w:color w:val="1F2937"/>
-          <w:sz w:val="24"/>
+          <w:sz w:val="22"/>
         </w:rPr>
-        <w:t>■ 음반 해설 및 감상 가이드</w:t>
+        <w:t xml:space="preserve">[음반 소개] </w:t>
+      </w:r>
+      <w:r>
+        <w:rPr w:rFonts="맑은 고딕">
+          <w:rFonts w:ascii="맑은 고딕" w:hAnsi="맑은 고딕" w:eastAsia="맑은 고딕"/>
+          <w:b w:val="0"/>
+          <w:sz w:val="21"/>
+        </w:rPr>
       </w:r>
     </w:p>
     <w:p>
       <w:pPr>
-        <w:spacing w:line="312" w:lineRule="auto" w:after="120"/>
+        <w:spacing w:line="324" w:lineRule="auto" w:after="120"/>
       </w:pPr>
       <w:r>
         <w:rPr w:rFonts="맑은 고딕">
@@ -108,38 +61,516 @@
           <w:b w:val="0"/>
           <w:sz w:val="21"/>
         </w:rPr>
-        <w:t>1957년 록엔롤 인스트루멘털의 금자탑인 'Raunchy'로 대중음악사에 깊은 족적을 남긴 색소포니스트이자 편곡가 빌 저스티스(Bill Justis)의 1962년작 [12 Big Instrumental Hits]는 1950년대 후반부터 1960년대 초반을 풍미했던 대표적인 연주곡들을 자신만의 세련된 감각으로 재해석한 명반입니다. 썬 레코드(Sun Records)의 핵심 음악 감독으로 활동하며 초기 록엔롤과 팝 음악의 기틀을 다졌던 그는, 이 음반을 통해 당대 빌보드 차트를 호령하던 거장들의 대표곡을 한데 모아 우아하면서도 생동감 넘치는 팝 오케스트레이션으로 승화시켰습니다.</w:t>
+        <w:t>록앤롤의 찬란한 여명기와 팝 인스트루멘털의 황금기를 관통하며 색소폰의 그윽하고도 역동적인 숨결을 새겨 넣은 명장 빌 저스티스의 음악적 정수가 응축된 음반입니다. 1950~60년대 당대를 풍미했던 기악 명곡들을 거장의 유려한 편곡과 탁월한 브라스 터치로 재해석하여, 단순한 컴필레이션을 넘어 시대의 낭만을 오롯이 되살려냅니다. LP 그루브 위를 유영하는 풍성한 브라스와 서정적인 선율은 듣는 이의 마음속에 아련한 노스탤지어와 기품 있는 음악적 안식을 선사합니다.</w:t>
       </w:r>
     </w:p>
     <w:p>
       <w:pPr>
-        <w:spacing w:line="312" w:lineRule="auto" w:after="120"/>
+        <w:spacing w:line="324" w:lineRule="auto" w:before="200" w:after="80"/>
       </w:pPr>
+      <w:r>
+        <w:rPr w:rFonts="맑은 고딕">
+          <w:rFonts w:ascii="맑은 고딕" w:hAnsi="맑은 고딕" w:eastAsia="맑은 고딕"/>
+          <w:b/>
+          <w:color w:val="1E3A8A"/>
+          <w:sz w:val="24"/>
+        </w:rPr>
+        <w:t>1. 음반 데이터</w:t>
+      </w:r>
+    </w:p>
+    <w:p>
+      <w:pPr>
+        <w:spacing w:line="324" w:lineRule="auto" w:after="80"/>
+      </w:pPr>
+      <w:r>
+        <w:rPr w:rFonts="맑은 고딕">
+          <w:rFonts w:ascii="맑은 고딕" w:hAnsi="맑은 고딕" w:eastAsia="맑은 고딕"/>
+          <w:b w:val="0"/>
+          <w:color w:val="6B7280"/>
+          <w:sz w:val="21"/>
+        </w:rPr>
+        <w:t xml:space="preserve">· </w:t>
+      </w:r>
+      <w:r>
+        <w:rPr w:rFonts="맑은 고딕">
+          <w:rFonts w:ascii="맑은 고딕" w:hAnsi="맑은 고딕" w:eastAsia="맑은 고딕"/>
+          <w:b/>
+          <w:color w:val="1F2937"/>
+          <w:sz w:val="21"/>
+        </w:rPr>
+        <w:t xml:space="preserve">앨범명: </w:t>
+      </w:r>
       <w:r>
         <w:rPr w:rFonts="맑은 고딕">
           <w:rFonts w:ascii="맑은 고딕" w:hAnsi="맑은 고딕" w:eastAsia="맑은 고딕"/>
           <w:b w:val="0"/>
           <w:sz w:val="21"/>
         </w:rPr>
-        <w:t>본 앨범은 독창적인 연주 기술과 정교한 편곡이 완벽한 조화를 이룹니다. 부커 티 앤 더 엠지스(Booker T. &amp; the M.G.'s)의 'Green Onions'나 벤처스(The Ventures)의 'Walk Don't Run'이 지닌 특유의 리드미컬하고 카리스마 넘치는 기타 리프를 저스티스 특유의 풍성한 브라스 섹션과 색소폰 톤으로 재구성하여 색다른 중후함을 선사합니다. 동시에 산토 앤 조니(Santo &amp; Johnny)의 아련한 'Sleep Walk'나 아커 빌크(Acker Bilk)의 'Stranger On The Shore'와 같은 서정적인 멜로디 라인은 원곡의 감성을 해치지 않으면서도 한층 더 고급스러운 리스닝 경험을 제공합니다.</w:t>
+        <w:t>12 Big Instrumental Hits</w:t>
       </w:r>
     </w:p>
     <w:p>
       <w:pPr>
-        <w:spacing w:line="312" w:lineRule="auto" w:after="120"/>
+        <w:spacing w:line="324" w:lineRule="auto" w:after="80"/>
       </w:pPr>
+      <w:r>
+        <w:rPr w:rFonts="맑은 고딕">
+          <w:rFonts w:ascii="맑은 고딕" w:hAnsi="맑은 고딕" w:eastAsia="맑은 고딕"/>
+          <w:b w:val="0"/>
+          <w:color w:val="6B7280"/>
+          <w:sz w:val="21"/>
+        </w:rPr>
+        <w:t xml:space="preserve">· </w:t>
+      </w:r>
+      <w:r>
+        <w:rPr w:rFonts="맑은 고딕">
+          <w:rFonts w:ascii="맑은 고딕" w:hAnsi="맑은 고딕" w:eastAsia="맑은 고딕"/>
+          <w:b/>
+          <w:color w:val="1F2937"/>
+          <w:sz w:val="21"/>
+        </w:rPr>
+        <w:t xml:space="preserve">아티스트: </w:t>
+      </w:r>
       <w:r>
         <w:rPr w:rFonts="맑은 고딕">
           <w:rFonts w:ascii="맑은 고딕" w:hAnsi="맑은 고딕" w:eastAsia="맑은 고딕"/>
           <w:b w:val="0"/>
           <w:sz w:val="21"/>
         </w:rPr>
-        <w:t>1960년대 초반의 아날로그 녹음 기술이 담아낸 이 음반은 LP 매체 특유의 따뜻하고 풍부한 질감을 온전히 느끼게 해줍니다. 각 악기의 정교한 정위감과 관악기 섹션이 내뿜는 화려한 울림은 클래식한 인스트루멘털 팝이 줄 수 있는 최고의 미학을 구현합니다. 당대 대중음악의 가장 빛나던 연주곡들을 하나의 스펙트럼으로 모아낸 이 음반은 빈티지 LP 컬렉터뿐만 아니라 우아한 기품이 흐르는 클래식 팝 연주 음악을 사랑하는 모든 감상자에게 깊은 감동을 안겨줄 소중한 음반입니다.</w:t>
+        <w:t>Bill Justis (빌 저스티스)</w:t>
+      </w:r>
+    </w:p>
+    <w:p>
+      <w:pPr>
+        <w:spacing w:line="324" w:lineRule="auto" w:after="80"/>
+      </w:pPr>
+      <w:r>
+        <w:rPr w:rFonts="맑은 고딕">
+          <w:rFonts w:ascii="맑은 고딕" w:hAnsi="맑은 고딕" w:eastAsia="맑은 고딕"/>
+          <w:b w:val="0"/>
+          <w:color w:val="6B7280"/>
+          <w:sz w:val="21"/>
+        </w:rPr>
+        <w:t xml:space="preserve">· </w:t>
+      </w:r>
+      <w:r>
+        <w:rPr w:rFonts="맑은 고딕">
+          <w:rFonts w:ascii="맑은 고딕" w:hAnsi="맑은 고딕" w:eastAsia="맑은 고딕"/>
+          <w:b/>
+          <w:color w:val="1F2937"/>
+          <w:sz w:val="21"/>
+        </w:rPr>
+        <w:t xml:space="preserve">발매 정보: </w:t>
+      </w:r>
+      <w:r>
+        <w:rPr w:rFonts="맑은 고딕">
+          <w:rFonts w:ascii="맑은 고딕" w:hAnsi="맑은 고딕" w:eastAsia="맑은 고딕"/>
+          <w:b w:val="0"/>
+          <w:sz w:val="21"/>
+        </w:rPr>
+        <w:t>1962년 미국 스매시 레코드(Smash Records)를 통해 발매되었으며, 당대 주크박스와 라디오 전파를 장악했던 최고의 기악 히트곡들을 빌 저스티스 특유의 세련된 편곡 감각과 악단 사운드로 재조명한 역사적 기획반입니다.</w:t>
+      </w:r>
+    </w:p>
+    <w:p>
+      <w:pPr>
+        <w:spacing w:line="324" w:lineRule="auto" w:after="80"/>
+      </w:pPr>
+      <w:r>
+        <w:rPr w:rFonts="맑은 고딕">
+          <w:rFonts w:ascii="맑은 고딕" w:hAnsi="맑은 고딕" w:eastAsia="맑은 고딕"/>
+          <w:b w:val="0"/>
+          <w:color w:val="6B7280"/>
+          <w:sz w:val="21"/>
+        </w:rPr>
+        <w:t xml:space="preserve">· </w:t>
+      </w:r>
+      <w:r>
+        <w:rPr w:rFonts="맑은 고딕">
+          <w:rFonts w:ascii="맑은 고딕" w:hAnsi="맑은 고딕" w:eastAsia="맑은 고딕"/>
+          <w:b/>
+          <w:color w:val="1F2937"/>
+          <w:sz w:val="21"/>
+        </w:rPr>
+        <w:t xml:space="preserve">LP 인기도(판매량): </w:t>
+      </w:r>
+      <w:r>
+        <w:rPr w:rFonts="맑은 고딕">
+          <w:rFonts w:ascii="맑은 고딕" w:hAnsi="맑은 고딕" w:eastAsia="맑은 고딕"/>
+          <w:b w:val="0"/>
+          <w:sz w:val="21"/>
+        </w:rPr>
+        <w:t>1963년 빌보드 톱 LP(Billboard Top LPs) 차트 40위에 진입하며 기악 연주 앨범으로서는 대단히 괄목할 만한 대중적 지지를 얻었고, 시대를 초월해 사랑받는 롱셀러로 기록되었습니다.</w:t>
+      </w:r>
+    </w:p>
+    <w:p>
+      <w:pPr>
+        <w:spacing w:line="324" w:lineRule="auto" w:after="80"/>
+      </w:pPr>
+      <w:r>
+        <w:rPr w:rFonts="맑은 고딕">
+          <w:rFonts w:ascii="맑은 고딕" w:hAnsi="맑은 고딕" w:eastAsia="맑은 고딕"/>
+          <w:b w:val="0"/>
+          <w:color w:val="6B7280"/>
+          <w:sz w:val="21"/>
+        </w:rPr>
+        <w:t xml:space="preserve">· </w:t>
+      </w:r>
+      <w:r>
+        <w:rPr w:rFonts="맑은 고딕">
+          <w:rFonts w:ascii="맑은 고딕" w:hAnsi="맑은 고딕" w:eastAsia="맑은 고딕"/>
+          <w:b/>
+          <w:color w:val="1F2937"/>
+          <w:sz w:val="21"/>
+        </w:rPr>
+        <w:t xml:space="preserve">각종 수상경력: </w:t>
+      </w:r>
+      <w:r>
+        <w:rPr w:rFonts="맑은 고딕">
+          <w:rFonts w:ascii="맑은 고딕" w:hAnsi="맑은 고딕" w:eastAsia="맑은 고딕"/>
+          <w:b w:val="0"/>
+          <w:sz w:val="21"/>
+        </w:rPr>
+        <w:t>로큰롤 인스트루멘털 역사의 불멸의 이정표인 ‘Raunchy’로 대중음악사에 확고한 족적을 남긴 거장으로, 본 작 역시 평단으로부터 대중성과 음악성을 완벽히 조화시킨 고품격 연주 앨범으로 높이 평가받았습니다.</w:t>
+      </w:r>
+    </w:p>
+    <w:p>
+      <w:pPr>
+        <w:spacing w:line="324" w:lineRule="auto" w:before="200" w:after="80"/>
+      </w:pPr>
+      <w:r>
+        <w:rPr w:rFonts="맑은 고딕">
+          <w:rFonts w:ascii="맑은 고딕" w:hAnsi="맑은 고딕" w:eastAsia="맑은 고딕"/>
+          <w:b/>
+          <w:color w:val="1E3A8A"/>
+          <w:sz w:val="24"/>
+        </w:rPr>
+        <w:t>2. 아티스트 정보</w:t>
+      </w:r>
+    </w:p>
+    <w:p>
+      <w:pPr>
+        <w:spacing w:line="324" w:lineRule="auto" w:after="80"/>
+      </w:pPr>
+      <w:r>
+        <w:rPr w:rFonts="맑은 고딕">
+          <w:rFonts w:ascii="맑은 고딕" w:hAnsi="맑은 고딕" w:eastAsia="맑은 고딕"/>
+          <w:b w:val="0"/>
+          <w:color w:val="6B7280"/>
+          <w:sz w:val="21"/>
+        </w:rPr>
+        <w:t xml:space="preserve">· </w:t>
+      </w:r>
+      <w:r>
+        <w:rPr w:rFonts="맑은 고딕">
+          <w:rFonts w:ascii="맑은 고딕" w:hAnsi="맑은 고딕" w:eastAsia="맑은 고딕"/>
+          <w:b/>
+          <w:color w:val="1F2937"/>
+          <w:sz w:val="21"/>
+        </w:rPr>
+        <w:t xml:space="preserve">국적: </w:t>
+      </w:r>
+      <w:r>
+        <w:rPr w:rFonts="맑은 고딕">
+          <w:rFonts w:ascii="맑은 고딕" w:hAnsi="맑은 고딕" w:eastAsia="맑은 고딕"/>
+          <w:b w:val="0"/>
+          <w:sz w:val="21"/>
+        </w:rPr>
+        <w:t>미국 (United States)</w:t>
+      </w:r>
+    </w:p>
+    <w:p>
+      <w:pPr>
+        <w:spacing w:line="324" w:lineRule="auto" w:after="80"/>
+      </w:pPr>
+      <w:r>
+        <w:rPr w:rFonts="맑은 고딕">
+          <w:rFonts w:ascii="맑은 고딕" w:hAnsi="맑은 고딕" w:eastAsia="맑은 고딕"/>
+          <w:b w:val="0"/>
+          <w:color w:val="6B7280"/>
+          <w:sz w:val="21"/>
+        </w:rPr>
+        <w:t xml:space="preserve">· </w:t>
+      </w:r>
+      <w:r>
+        <w:rPr w:rFonts="맑은 고딕">
+          <w:rFonts w:ascii="맑은 고딕" w:hAnsi="맑은 고딕" w:eastAsia="맑은 고딕"/>
+          <w:b/>
+          <w:color w:val="1F2937"/>
+          <w:sz w:val="21"/>
+        </w:rPr>
+        <w:t xml:space="preserve">생몰년도: </w:t>
+      </w:r>
+      <w:r>
+        <w:rPr w:rFonts="맑은 고딕">
+          <w:rFonts w:ascii="맑은 고딕" w:hAnsi="맑은 고딕" w:eastAsia="맑은 고딕"/>
+          <w:b w:val="0"/>
+          <w:sz w:val="21"/>
+        </w:rPr>
+        <w:t>1926년 10월 14일 ~ 1982년 7월 15일</w:t>
+      </w:r>
+    </w:p>
+    <w:p>
+      <w:pPr>
+        <w:spacing w:line="324" w:lineRule="auto" w:after="80"/>
+      </w:pPr>
+      <w:r>
+        <w:rPr w:rFonts="맑은 고딕">
+          <w:rFonts w:ascii="맑은 고딕" w:hAnsi="맑은 고딕" w:eastAsia="맑은 고딕"/>
+          <w:b w:val="0"/>
+          <w:color w:val="6B7280"/>
+          <w:sz w:val="21"/>
+        </w:rPr>
+        <w:t xml:space="preserve">· </w:t>
+      </w:r>
+      <w:r>
+        <w:rPr w:rFonts="맑은 고딕">
+          <w:rFonts w:ascii="맑은 고딕" w:hAnsi="맑은 고딕" w:eastAsia="맑은 고딕"/>
+          <w:b/>
+          <w:color w:val="1F2937"/>
+          <w:sz w:val="21"/>
+        </w:rPr>
+        <w:t xml:space="preserve">그룹 소속: </w:t>
+      </w:r>
+      <w:r>
+        <w:rPr w:rFonts="맑은 고딕">
+          <w:rFonts w:ascii="맑은 고딕" w:hAnsi="맑은 고딕" w:eastAsia="맑은 고딕"/>
+          <w:b w:val="0"/>
+          <w:sz w:val="21"/>
+        </w:rPr>
+        <w:t>솔로 (색소포니스트, 작곡가, 편곡가 겸 프로듀서)</w:t>
+      </w:r>
+    </w:p>
+    <w:p>
+      <w:pPr>
+        <w:spacing w:line="324" w:lineRule="auto" w:after="80"/>
+      </w:pPr>
+      <w:r>
+        <w:rPr w:rFonts="맑은 고딕">
+          <w:rFonts w:ascii="맑은 고딕" w:hAnsi="맑은 고딕" w:eastAsia="맑은 고딕"/>
+          <w:b w:val="0"/>
+          <w:color w:val="6B7280"/>
+          <w:sz w:val="21"/>
+        </w:rPr>
+        <w:t xml:space="preserve">· </w:t>
+      </w:r>
+      <w:r>
+        <w:rPr w:rFonts="맑은 고딕">
+          <w:rFonts w:ascii="맑은 고딕" w:hAnsi="맑은 고딕" w:eastAsia="맑은 고딕"/>
+          <w:b/>
+          <w:color w:val="1F2937"/>
+          <w:sz w:val="21"/>
+        </w:rPr>
+        <w:t xml:space="preserve">아티스트 소개: </w:t>
+      </w:r>
+      <w:r>
+        <w:rPr w:rFonts="맑은 고딕">
+          <w:rFonts w:ascii="맑은 고딕" w:hAnsi="맑은 고딕" w:eastAsia="맑은 고딕"/>
+          <w:b w:val="0"/>
+          <w:sz w:val="21"/>
+        </w:rPr>
+        <w:t>전설적인 선 레코드(Sun Records)의 핵심 음악 감독이자 로큰롤 기악곡의 교과서인 ‘Raunchy’를 탄생시킨 선구적 아티스트입니다. 자니 캐시, 로이 오비슨, 제리 리 루이스 등 불세출의 스타들의 사운드를 조율해 낸 명 프로듀서로서, 대중음악의 지평을 넓힌 탁월한 마에스트로입니다.</w:t>
+      </w:r>
+    </w:p>
+    <w:p>
+      <w:pPr>
+        <w:spacing w:line="324" w:lineRule="auto" w:before="200" w:after="80"/>
+      </w:pPr>
+      <w:r>
+        <w:rPr w:rFonts="맑은 고딕">
+          <w:rFonts w:ascii="맑은 고딕" w:hAnsi="맑은 고딕" w:eastAsia="맑은 고딕"/>
+          <w:b/>
+          <w:color w:val="1E3A8A"/>
+          <w:sz w:val="24"/>
+        </w:rPr>
+        <w:t>3. 음반 상세 분석</w:t>
+      </w:r>
+    </w:p>
+    <w:p>
+      <w:pPr>
+        <w:spacing w:line="324" w:lineRule="auto" w:after="80"/>
+      </w:pPr>
+      <w:r>
+        <w:rPr w:rFonts="맑은 고딕">
+          <w:rFonts w:ascii="맑은 고딕" w:hAnsi="맑은 고딕" w:eastAsia="맑은 고딕"/>
+          <w:b w:val="0"/>
+          <w:color w:val="6B7280"/>
+          <w:sz w:val="21"/>
+        </w:rPr>
+        <w:t xml:space="preserve">· </w:t>
+      </w:r>
+      <w:r>
+        <w:rPr w:rFonts="맑은 고딕">
+          <w:rFonts w:ascii="맑은 고딕" w:hAnsi="맑은 고딕" w:eastAsia="맑은 고딕"/>
+          <w:b/>
+          <w:color w:val="1F2937"/>
+          <w:sz w:val="21"/>
+        </w:rPr>
+        <w:t xml:space="preserve">역사적 위치: </w:t>
+      </w:r>
+      <w:r>
+        <w:rPr w:rFonts="맑은 고딕">
+          <w:rFonts w:ascii="맑은 고딕" w:hAnsi="맑은 고딕" w:eastAsia="맑은 고딕"/>
+          <w:b w:val="0"/>
+          <w:sz w:val="21"/>
+        </w:rPr>
+        <w:t>1960년대 초반 활짝 피어났던 기악 팝(Instrumental Pop)의 흐름을 한 장으로 집대성한 수작으로, 거장의 농익은 색소폰 솔로와 화려한 오케스트레이션이 완벽한 균형을 이루며 감상용 팝 연주 음악의 모범을 제시합니다.</w:t>
+      </w:r>
+    </w:p>
+    <w:p>
+      <w:pPr>
+        <w:spacing w:line="324" w:lineRule="auto" w:after="80"/>
+      </w:pPr>
+      <w:r>
+        <w:rPr w:rFonts="맑은 고딕">
+          <w:rFonts w:ascii="맑은 고딕" w:hAnsi="맑은 고딕" w:eastAsia="맑은 고딕"/>
+          <w:b w:val="0"/>
+          <w:color w:val="6B7280"/>
+          <w:sz w:val="21"/>
+        </w:rPr>
+        <w:t xml:space="preserve">· </w:t>
+      </w:r>
+      <w:r>
+        <w:rPr w:rFonts="맑은 고딕">
+          <w:rFonts w:ascii="맑은 고딕" w:hAnsi="맑은 고딕" w:eastAsia="맑은 고딕"/>
+          <w:b/>
+          <w:color w:val="1F2937"/>
+          <w:sz w:val="21"/>
+        </w:rPr>
+        <w:t xml:space="preserve">시대의 흔적(스토리텔링): </w:t>
+      </w:r>
+      <w:r>
+        <w:rPr w:rFonts="맑은 고딕">
+          <w:rFonts w:ascii="맑은 고딕" w:hAnsi="맑은 고딕" w:eastAsia="맑은 고딕"/>
+          <w:b w:val="0"/>
+          <w:sz w:val="21"/>
+        </w:rPr>
+        <w:t>전후 풍요로움과 낙관주의가 일상을 채우던 1960년대 초 미국의 문화적 공기를 투영하고 있으며, 주말 밤의 댄스홀과 드라이브인 극장을 수놓았던 청춘들의 낭만과 설렘이 레코드 홈마다 짙은 음향의 무늬로 아로새겨져 있습니다.</w:t>
+      </w:r>
+    </w:p>
+    <w:p>
+      <w:pPr>
+        <w:spacing w:line="324" w:lineRule="auto" w:before="200" w:after="80"/>
+      </w:pPr>
+      <w:r>
+        <w:rPr w:rFonts="맑은 고딕">
+          <w:rFonts w:ascii="맑은 고딕" w:hAnsi="맑은 고딕" w:eastAsia="맑은 고딕"/>
+          <w:b/>
+          <w:color w:val="1E3A8A"/>
+          <w:sz w:val="24"/>
+        </w:rPr>
+        <w:t>4. 주요 수록곡 및 감상 제언</w:t>
+      </w:r>
+    </w:p>
+    <w:p>
+      <w:pPr>
+        <w:spacing w:line="324" w:lineRule="auto" w:after="80"/>
+      </w:pPr>
+      <w:r>
+        <w:rPr w:rFonts="맑은 고딕">
+          <w:rFonts w:ascii="맑은 고딕" w:hAnsi="맑은 고딕" w:eastAsia="맑은 고딕"/>
+          <w:b w:val="0"/>
+          <w:color w:val="6B7280"/>
+          <w:sz w:val="21"/>
+        </w:rPr>
+        <w:t xml:space="preserve">· </w:t>
+      </w:r>
+      <w:r>
+        <w:rPr w:rFonts="맑은 고딕">
+          <w:rFonts w:ascii="맑은 고딕" w:hAnsi="맑은 고딕" w:eastAsia="맑은 고딕"/>
+          <w:b/>
+          <w:color w:val="1F2937"/>
+          <w:sz w:val="21"/>
+        </w:rPr>
+        <w:t xml:space="preserve">주요 수록곡 특징: </w:t>
+      </w:r>
+      <w:r>
+        <w:rPr w:rFonts="맑은 고딕">
+          <w:rFonts w:ascii="맑은 고딕" w:hAnsi="맑은 고딕" w:eastAsia="맑은 고딕"/>
+          <w:b w:val="0"/>
+          <w:sz w:val="21"/>
+        </w:rPr>
+        <w:t>아커 빌크의 감미로운 멜로디를 따스한 관악의 음색으로 재해석한 ‘Stranger on the Shore’, 경쾌한 스텝과 건반의 터치가 사랑스러운 ‘Alley Cat’, 이국적인 스윙감이 약동하는 ‘A Swingin' Safari’ 등 한 곡 한 곡이 거장의 농밀한 기교와 우아한 서정성으로 빛납니다.</w:t>
+      </w:r>
+    </w:p>
+    <w:p>
+      <w:pPr>
+        <w:spacing w:line="324" w:lineRule="auto" w:after="80"/>
+      </w:pPr>
+      <w:r>
+        <w:rPr w:rFonts="맑은 고딕">
+          <w:rFonts w:ascii="맑은 고딕" w:hAnsi="맑은 고딕" w:eastAsia="맑은 고딕"/>
+          <w:b w:val="0"/>
+          <w:color w:val="6B7280"/>
+          <w:sz w:val="21"/>
+        </w:rPr>
+        <w:t xml:space="preserve">· </w:t>
+      </w:r>
+      <w:r>
+        <w:rPr w:rFonts="맑은 고딕">
+          <w:rFonts w:ascii="맑은 고딕" w:hAnsi="맑은 고딕" w:eastAsia="맑은 고딕"/>
+          <w:b/>
+          <w:color w:val="1F2937"/>
+          <w:sz w:val="21"/>
+        </w:rPr>
+        <w:t xml:space="preserve">빈티지 감상 제언: </w:t>
+      </w:r>
+      <w:r>
+        <w:rPr w:rFonts="맑은 고딕">
+          <w:rFonts w:ascii="맑은 고딕" w:hAnsi="맑은 고딕" w:eastAsia="맑은 고딕"/>
+          <w:b w:val="0"/>
+          <w:sz w:val="21"/>
+        </w:rPr>
+        <w:t>도톰한 아날로그 LP 특유의 밀도 높은 소릿결은 빌 저스티스의 색소폰 리드(reed)를 타고 번지는 미세한 숨결까지 생생히 포착해 냅니다. 진공관 앰프의 그윽한 잔향과 턴테이블 카트리지가 빚어내는 온기 어린 음향을 통해 감상할 때, 악단 전체가 청음 공간을 입체적으로 감싸 안는 마법 같은 공간감을 만끽할 수 있습니다.</w:t>
+      </w:r>
+    </w:p>
+    <w:p>
+      <w:pPr>
+        <w:spacing w:line="324" w:lineRule="auto" w:after="80"/>
+      </w:pPr>
+      <w:r>
+        <w:rPr w:rFonts="맑은 고딕">
+          <w:rFonts w:ascii="맑은 고딕" w:hAnsi="맑은 고딕" w:eastAsia="맑은 고딕"/>
+          <w:b w:val="0"/>
+          <w:color w:val="6B7280"/>
+          <w:sz w:val="21"/>
+        </w:rPr>
+        <w:t xml:space="preserve">· </w:t>
+      </w:r>
+      <w:r>
+        <w:rPr w:rFonts="맑은 고딕">
+          <w:rFonts w:ascii="맑은 고딕" w:hAnsi="맑은 고딕" w:eastAsia="맑은 고딕"/>
+          <w:b/>
+          <w:color w:val="1F2937"/>
+          <w:sz w:val="21"/>
+        </w:rPr>
+        <w:t xml:space="preserve">소장 가치: </w:t>
+      </w:r>
+      <w:r>
+        <w:rPr w:rFonts="맑은 고딕">
+          <w:rFonts w:ascii="맑은 고딕" w:hAnsi="맑은 고딕" w:eastAsia="맑은 고딕"/>
+          <w:b w:val="0"/>
+          <w:sz w:val="21"/>
+        </w:rPr>
+        <w:t>초기 팝 인스트루멘털의 찬란했던 순간을 가장 격조 높게 감상할 수 있는 아날로그의 명편으로, 음반의 외적 완성도와 음악적 희소성을 두루 갖추어 정통 LP 컬렉터라면 반드시 서가에 꽂아두어야 할 영구 소장반입니다.</w:t>
+      </w:r>
+    </w:p>
+    <w:p>
+      <w:pPr>
+        <w:spacing w:line="324" w:lineRule="auto" w:after="120" w:before="160"/>
+      </w:pPr>
+      <w:r>
+        <w:rPr w:rFonts="맑은 고딕">
+          <w:rFonts w:ascii="맑은 고딕" w:hAnsi="맑은 고딕" w:eastAsia="맑은 고딕"/>
+          <w:b/>
+          <w:color w:val="4338CA"/>
+          <w:sz w:val="21"/>
+        </w:rPr>
+        <w:t>이 음반을 통해 아날로그의 따뜻한 숨결과 거장의 색소폰 선율이 전해주는 감동을 다시 한번 경험해 보시는 것은 어떨까요?</w:t>
       </w:r>
     </w:p>
     <w:sectPr>
       <w:pgSz w:w="12240" w:h="15840"/>
-      <w:pgMar w:top="1440" w:right="1440" w:bottom="1440" w:left="1440" w:header="720" w:footer="720" w:gutter="0"/>
+      <w:pgMar w:top="1152" w:right="1296" w:bottom="1152" w:left="1296" w:header="720" w:footer="720" w:gutter="0"/>
       <w:cols w:space="720"/>
       <w:docGrid w:linePitch="360"/>
     </w:sectPr>

--- a/word_reports/LP_0078_위치_116_Bill Justis_12 Big Instru.docx
+++ b/word_reports/LP_0078_위치_116_Bill Justis_12 Big Instru.docx
@@ -32,7 +32,7 @@
     </w:p>
     <w:p>
       <w:pPr>
-        <w:spacing w:line="324" w:lineRule="auto" w:before="80" w:after="160"/>
+        <w:spacing w:line="324" w:lineRule="auto" w:before="80" w:after="120"/>
       </w:pPr>
       <w:r>
         <w:rPr w:rFonts="맑은 고딕">
@@ -42,13 +42,6 @@
           <w:sz w:val="22"/>
         </w:rPr>
         <w:t xml:space="preserve">[음반 소개] </w:t>
-      </w:r>
-      <w:r>
-        <w:rPr w:rFonts="맑은 고딕">
-          <w:rFonts w:ascii="맑은 고딕" w:hAnsi="맑은 고딕" w:eastAsia="맑은 고딕"/>
-          <w:b w:val="0"/>
-          <w:sz w:val="21"/>
-        </w:rPr>
       </w:r>
     </w:p>
     <w:p>
@@ -61,7 +54,33 @@
           <w:b w:val="0"/>
           <w:sz w:val="21"/>
         </w:rPr>
-        <w:t>록앤롤의 찬란한 여명기와 팝 인스트루멘털의 황금기를 관통하며 색소폰의 그윽하고도 역동적인 숨결을 새겨 넣은 명장 빌 저스티스의 음악적 정수가 응축된 음반입니다. 1950~60년대 당대를 풍미했던 기악 명곡들을 거장의 유려한 편곡과 탁월한 브라스 터치로 재해석하여, 단순한 컴필레이션을 넘어 시대의 낭만을 오롯이 되살려냅니다. LP 그루브 위를 유영하는 풍성한 브라스와 서정적인 선율은 듣는 이의 마음속에 아련한 노스탤지어와 기품 있는 음악적 안식을 선사합니다.</w:t>
+        <w:t>1950년대 후반과 1960년대 초반은 대중음악사에서 사람의 육성 없이 오직 악기들의 대화만으로도 전 세계 청자들의 심장을 요동치게 만들 수 있었던, 이른바 '인스트루멘털 팝(Instrumental Pop)의 황금기'였습니다. 빌 저스티스(Bill Justis)의 《12 Big Instrumental Hits》는 바로 그 찬란했던 시대의 공기와 낭만을 단 한 장의 바이닐에 오롯이 담아낸 기념비적인 앨범입니다. 멤피스 선 레코드(Sun Records)의 핵심 음악 감독이자 최초의 인스트루멘털 로큰롤 히트곡인 'Raunchy'의 주인공이었던 그는, 보컬의 부재를 화려한 기교가 아닌 악기 고유의 서정성과 원초적 생명력으로 완벽히 채워 넣는 탁월한 미학을 지니고 있었습니다.</w:t>
+      </w:r>
+    </w:p>
+    <w:p>
+      <w:pPr>
+        <w:spacing w:line="324" w:lineRule="auto" w:after="120"/>
+      </w:pPr>
+      <w:r>
+        <w:rPr w:rFonts="맑은 고딕">
+          <w:rFonts w:ascii="맑은 고딕" w:hAnsi="맑은 고딕" w:eastAsia="맑은 고딕"/>
+          <w:b w:val="0"/>
+          <w:sz w:val="21"/>
+        </w:rPr>
+        <w:t>본 작에서 빌 저스티스는 당대 팝과 록, R&amp;B 차트를 뜨겁게 달구었던 최고의 기악 명곡 열두 편을 자신만의 독창적인 시선으로 재해석합니다. 그의 손길을 거친 멜로디들은 단순한 번안이나 모방을 넘어섭니다. 내슈빌과 멤피스의 남부 음악 유산을 꿰뚫고 있던 그는 테너 색소폰 특유의 육중하면서도 거친 음색, 절제된 듯 팽팽한 브라스 섹션, 그리고 몸을 들썩이게 만드는 탄탄한 리듬 그루브를 결합하여 곡마다 완전히 새로운 숨결을 불어넣었습니다. 세련된 팝 오케스트레이션과 로큰롤의 야생적 본능이 교차하는 지점에서 탄생한 그의 사운드는 듣는 이로 하여금 깊은 감정적 몰입과 음악적 카타르시스를 느끼게 합니다.</w:t>
+      </w:r>
+    </w:p>
+    <w:p>
+      <w:pPr>
+        <w:spacing w:line="324" w:lineRule="auto" w:after="120"/>
+      </w:pPr>
+      <w:r>
+        <w:rPr w:rFonts="맑은 고딕">
+          <w:rFonts w:ascii="맑은 고딕" w:hAnsi="맑은 고딕" w:eastAsia="맑은 고딕"/>
+          <w:b w:val="0"/>
+          <w:sz w:val="21"/>
+        </w:rPr>
+        <w:t>예술가로서 빌 저스티스가 추구했던 철학은 직관적이면서도 명징했습니다. 그는 악기를 단순한 반주의 도구가 아니라, 인간의 희로애락을 가장 투명하게 고백할 수 있는 또 하나의 '육성'으로 대우했습니다. 그의 색소폰 리드가 떨릴 때마다 피어오르는 질감은 때로는 비에 젖은 밤거리의 쓸쓸한 독백처럼, 때로는 축제의 한가운데서 터져 나오는 환호처럼 다가옵니다. 반세기가 훌쩍 지난 오늘날에도 이 음반이 빛을 잃지 않는 이유는, 유행의 표피를 벗겨낸 자리에 깃들어 있는 멜로디 본연의 아름다움과 아날로그 시대만이 품을 수 있었던 순수한 낭만이 여전히 살아 숨 쉬고 있기 때문입니다.</w:t>
       </w:r>
     </w:p>
     <w:p>
@@ -168,7 +187,7 @@
           <w:b w:val="0"/>
           <w:sz w:val="21"/>
         </w:rPr>
-        <w:t>1962년 미국 스매시 레코드(Smash Records)를 통해 발매되었으며, 당대 주크박스와 라디오 전파를 장악했던 최고의 기악 히트곡들을 빌 저스티스 특유의 세련된 편곡 감각과 악단 사운드로 재조명한 역사적 기획반입니다.</w:t>
+        <w:t>1960년대 초반(1962~1963년경) 미국의 명문 레이블 스매시 레코드(Smash Records)를 통해 발매된 앨범으로, 당대 팝 씬을 강타했던 대표적인 기악 명곡들을 거장의 세련된 편곡으로 집대성한 역사적 작품.</w:t>
       </w:r>
     </w:p>
     <w:p>
@@ -199,7 +218,7 @@
           <w:b w:val="0"/>
           <w:sz w:val="21"/>
         </w:rPr>
-        <w:t>1963년 빌보드 톱 LP(Billboard Top LPs) 차트 40위에 진입하며 기악 연주 앨범으로서는 대단히 괄목할 만한 대중적 지지를 얻었고, 시대를 초월해 사랑받는 롱셀러로 기록되었습니다.</w:t>
+        <w:t>발매 당시 빌보드 팝 앨범 차트 상위권에 랭크되며 큰 대중적 반향을 일으켰으며, 라디오 스테이션과 주크박스의 단골 수록곡으로 사랑받으며 높은 판매고를 기록한 스테디셀러.</w:t>
       </w:r>
     </w:p>
     <w:p>
@@ -230,7 +249,7 @@
           <w:b w:val="0"/>
           <w:sz w:val="21"/>
         </w:rPr>
-        <w:t>로큰롤 인스트루멘털 역사의 불멸의 이정표인 ‘Raunchy’로 대중음악사에 확고한 족적을 남긴 거장으로, 본 작 역시 평단으로부터 대중성과 음악성을 완벽히 조화시킨 고품격 연주 앨범으로 높이 평가받았습니다.</w:t>
+        <w:t>로큰롤 명예의 전당급 족적을 남긴 'Raunchy'의 명성을 잇는 명반으로, 미국 대중음악 편곡 및 인스트루멘털 장르 발전에 지대한 공헌을 한 명작으로 평단의 지속적인 찬사를 받음.</w:t>
       </w:r>
     </w:p>
     <w:p>
@@ -275,7 +294,7 @@
           <w:b w:val="0"/>
           <w:sz w:val="21"/>
         </w:rPr>
-        <w:t>미국 (United States)</w:t>
+        <w:t>미국 (USA)</w:t>
       </w:r>
     </w:p>
     <w:p>
@@ -337,7 +356,7 @@
           <w:b w:val="0"/>
           <w:sz w:val="21"/>
         </w:rPr>
-        <w:t>솔로 (색소포니스트, 작곡가, 편곡가 겸 프로듀서)</w:t>
+        <w:t>솔로 (색소포니스트, 편곡가, 밴드 리더 겸 프로듀서)</w:t>
       </w:r>
     </w:p>
     <w:p>
@@ -368,7 +387,7 @@
           <w:b w:val="0"/>
           <w:sz w:val="21"/>
         </w:rPr>
-        <w:t>전설적인 선 레코드(Sun Records)의 핵심 음악 감독이자 로큰롤 기악곡의 교과서인 ‘Raunchy’를 탄생시킨 선구적 아티스트입니다. 자니 캐시, 로이 오비슨, 제리 리 루이스 등 불세출의 스타들의 사운드를 조율해 낸 명 프로듀서로서, 대중음악의 지평을 넓힌 탁월한 마에스트로입니다.</w:t>
+        <w:t>멤피스 선 레코드의 황금기를 이끈 핵심 음악 감독이자 전설적인 색소폰 연주자입니다. 클래식 음악적 소양과 남부 블루스, 로큰롤의 에너지를 결합하여 독보적인 사운드를 구축했으며, 조니 캐시와 제리 리 루이스 등 불세출의 거장들의 레코딩을 지휘하며 20세기 미국 팝 음악의 기틀을 다진 거장입니다.</w:t>
       </w:r>
     </w:p>
     <w:p>
@@ -413,7 +432,7 @@
           <w:b w:val="0"/>
           <w:sz w:val="21"/>
         </w:rPr>
-        <w:t>1960년대 초반 활짝 피어났던 기악 팝(Instrumental Pop)의 흐름을 한 장으로 집대성한 수작으로, 거장의 농익은 색소폰 솔로와 화려한 오케스트레이션이 완벽한 균형을 이루며 감상용 팝 연주 음악의 모범을 제시합니다.</w:t>
+        <w:t>1950년대 후반부터 촉발된 인스트루멘털 록과 이지리스닝 팝의 경계를 가장 우아하게 허문 기념비적 음반입니다. 화려한 가사 없이도 악기들의 앙상블만으로 완벽한 기승전결의 드라마를 완성해 냄으로써, 대중음악에서 편곡과 연주자의 해석력이 지니는 가치를 최고조로 끌어올린 걸작으로 평가받습니다.</w:t>
       </w:r>
     </w:p>
     <w:p>
@@ -444,7 +463,7 @@
           <w:b w:val="0"/>
           <w:sz w:val="21"/>
         </w:rPr>
-        <w:t>전후 풍요로움과 낙관주의가 일상을 채우던 1960년대 초 미국의 문화적 공기를 투영하고 있으며, 주말 밤의 댄스홀과 드라이브인 극장을 수놓았던 청춘들의 낭만과 설렘이 레코드 홈마다 짙은 음향의 무늬로 아로새겨져 있습니다.</w:t>
+        <w:t>자동차 라디오를 크게 틀고 끝없이 뻗은 고속도로를 달리던 1960년대 초 미국 청춘들의 자유와 낭만이 아로새겨져 있습니다. 네온사인이 반짝이는 도심의 드라이브-인 극장, 활기 넘치는 댄스홀의 열기, 그리고 흑백 TV 브라운관 너머로 피어나던 낙관주의의 정서적 온기가 고스란히 묻어납니다.</w:t>
       </w:r>
     </w:p>
     <w:p>
@@ -489,7 +508,7 @@
           <w:b w:val="0"/>
           <w:sz w:val="21"/>
         </w:rPr>
-        <w:t>아커 빌크의 감미로운 멜로디를 따스한 관악의 음색으로 재해석한 ‘Stranger on the Shore’, 경쾌한 스텝과 건반의 터치가 사랑스러운 ‘Alley Cat’, 이국적인 스윙감이 약동하는 ‘A Swingin' Safari’ 등 한 곡 한 곡이 거장의 농밀한 기교와 우아한 서정성으로 빛납니다.</w:t>
+        <w:t>부커 티 앤 더 엠지스의 불후의 명곡 'Green Onions'의 펑키한 그루브를 색소폰 중심으로 호방하게 풀어낸 트랙부터, 이국적인 서정이 흐르는 'Stranger on the Shore', 경쾌한 재치가 넘치는 'Alley Cat'과 'Tequila'에 이르기까지, 빌 저스티스의 거친 듯 따뜻한 테너 색소폰 블로잉과 정교한 브라스 편곡이 곡마다 독자적인 빛깔을 부여합니다.</w:t>
       </w:r>
     </w:p>
     <w:p>
@@ -520,7 +539,7 @@
           <w:b w:val="0"/>
           <w:sz w:val="21"/>
         </w:rPr>
-        <w:t>도톰한 아날로그 LP 특유의 밀도 높은 소릿결은 빌 저스티스의 색소폰 리드(reed)를 타고 번지는 미세한 숨결까지 생생히 포착해 냅니다. 진공관 앰프의 그윽한 잔향과 턴테이블 카트리지가 빚어내는 온기 어린 음향을 통해 감상할 때, 악단 전체가 청음 공간을 입체적으로 감싸 안는 마법 같은 공간감을 만끽할 수 있습니다.</w:t>
+        <w:t>턴테이블의 바늘이 소리골을 긁으며 일으키는 미세한 노이즈와 함께 진공관 앰프를 매칭해 감상할 것을 권합니다. 테너 색소폰 리드의 숨결과 브라스가 터져 나오는 중저역의 풍성한 다이내믹, 그리고 아날로그 녹음 특유의 찰진 룸 앰비언스는 디지털 음원으로는 결코 도달할 수 없는 깊은 공간감을 선사합니다.</w:t>
       </w:r>
     </w:p>
     <w:p>
@@ -551,7 +570,7 @@
           <w:b w:val="0"/>
           <w:sz w:val="21"/>
         </w:rPr>
-        <w:t>초기 팝 인스트루멘털의 찬란했던 순간을 가장 격조 높게 감상할 수 있는 아날로그의 명편으로, 음반의 외적 완성도와 음악적 희소성을 두루 갖추어 정통 LP 컬렉터라면 반드시 서가에 꽂아두어야 할 영구 소장반입니다.</w:t>
+        <w:t>로큰롤 태동기부터 내슈빌 사운드의 여명기까지 미국 대중음악의 결정적 순간들을 관통한 거장의 완숙기 기량을 엿볼 수 있는 귀중한 사료입니다. 오리지널 바이닐이 선사하는 특유의 따스함과 시대적 질감은 정통 LP 컬렉터라면 결코 놓쳐서는 안 될 수집의 기쁨을 제공합니다.</w:t>
       </w:r>
     </w:p>
     <w:p>
@@ -565,7 +584,7 @@
           <w:color w:val="4338CA"/>
           <w:sz w:val="21"/>
         </w:rPr>
-        <w:t>이 음반을 통해 아날로그의 따뜻한 숨결과 거장의 색소폰 선율이 전해주는 감동을 다시 한번 경험해 보시는 것은 어떨까요?</w:t>
+        <w:t>이 음반을 통해 빌 저스티스의 색소폰이 빚어낸 아날로그의 낭만과 1960년대 초의 순수한 열정이 전해주는 감동을 다시 한번 경험해 보시는 것은 어떨까요?</w:t>
       </w:r>
     </w:p>
     <w:sectPr>
